--- a/_inbox/PDI/02-praticas-engenharia-clean-code/atividade-3/7-apresentacao/pdi-praticas-engenharia-clean-code-a3.docx
+++ b/_inbox/PDI/02-praticas-engenharia-clean-code/atividade-3/7-apresentacao/pdi-praticas-engenharia-clean-code-a3.docx
@@ -4,646 +4,28 @@
   <w:body>
     <w:p>
       <w:pPr>
-        <w:jc w:val="center"/>
+        <w:pStyle w:val="Title"/>
       </w:pPr>
       <w:r>
-        <w:rPr>
-          <w:b/>
-          <w:color w:val="8B4513"/>
-          <w:sz w:val="28"/>
-        </w:rPr>
-        <w:t>PDI</w:t>
+        <w:t>Mapeamento de Dominios com Domain-Driven Design (DDD)</w:t>
+      </w:r>
+    </w:p>
+    <w:p>
+      <w:r>
+        <w:t>PDI Marcos Luciano - marcosluciano.rodrigues@v4company.com</w:t>
       </w:r>
     </w:p>
     <w:p>
       <w:pPr>
-        <w:jc w:val="center"/>
+        <w:pStyle w:val="Heading1"/>
       </w:pPr>
       <w:r>
-        <w:rPr>
-          <w:b/>
-          <w:sz w:val="46"/>
-        </w:rPr>
-        <w:t>Mapeamento de Dominios com Domain-Driven Design (DDD)</w:t>
-      </w:r>
-    </w:p>
-    <w:p>
-      <w:pPr>
-        <w:jc w:val="center"/>
-      </w:pPr>
-      <w:r>
-        <w:rPr>
-          <w:color w:val="6B7A8A"/>
-          <w:sz w:val="24"/>
-        </w:rPr>
-        <w:t>Dossie Tecnico (Nivel Senior)</w:t>
-      </w:r>
-    </w:p>
-    <w:p>
-      <w:pPr>
-        <w:jc w:val="center"/>
-      </w:pPr>
-      <w:r>
-        <w:rPr>
-          <w:color w:val="495560"/>
-          <w:sz w:val="22"/>
-        </w:rPr>
-        <w:t>Autor: Marcos L. R. V. (Coordenador de Engenharia)</w:t>
-        <w:br/>
-      </w:r>
-      <w:r>
-        <w:rPr>
-          <w:color w:val="495560"/>
-          <w:sz w:val="22"/>
-        </w:rPr>
-        <w:t>Unidade: V4 Company / Squad de Engenharia de IA</w:t>
-        <w:br/>
-      </w:r>
-      <w:r>
-        <w:rPr>
-          <w:color w:val="495560"/>
-          <w:sz w:val="22"/>
-        </w:rPr>
-        <w:t>Data: 2026-08-27</w:t>
-        <w:br/>
-      </w:r>
-      <w:r>
-        <w:rPr>
-          <w:color w:val="495560"/>
-          <w:sz w:val="22"/>
-        </w:rPr>
-        <w:t>Area: Engenharia de Software</w:t>
-        <w:br/>
-      </w:r>
-      <w:r>
-        <w:rPr>
-          <w:color w:val="495560"/>
-          <w:sz w:val="22"/>
-        </w:rPr>
-        <w:t>Status: Entregue (desenvolvido)</w:t>
-        <w:br/>
-      </w:r>
-    </w:p>
-    <w:p>
-      <w:r>
-        <w:br w:type="page"/>
-      </w:r>
-    </w:p>
-    <w:p>
-      <w:pPr>
-        <w:pStyle w:val="Heading2"/>
-      </w:pPr>
-      <w:r>
-        <w:rPr>
-          <w:color w:val="8B1E1E"/>
-        </w:rPr>
-        <w:t>Resumo Executivo</w:t>
-      </w:r>
-    </w:p>
-    <w:p>
-      <w:r>
-        <w:t>Mapeamento dos dominios da empresa em DDD antes de novas codificacoes: bounded contexts, agregados, linguagem ubíqua e eventos de dominio. Entrego o mapa, modelos e um exemplo de invariante de agregado.</w:t>
-      </w:r>
-    </w:p>
-    <w:p>
-      <w:r>
-        <w:t>O objetivo e eliminar modelos duplicados e linguagem inconsistente entre squads.</w:t>
-      </w:r>
-    </w:p>
-    <w:p>
-      <w:pPr>
-        <w:pStyle w:val="Heading2"/>
-      </w:pPr>
-      <w:r>
-        <w:rPr>
-          <w:color w:val="8B1E1E"/>
-        </w:rPr>
-        <w:t>Contexto de Producao</w:t>
-      </w:r>
-    </w:p>
-    <w:p>
-      <w:pPr>
-        <w:pStyle w:val="ListBullet"/>
-      </w:pPr>
-      <w:r>
-        <w:t>4 squads tocam dados de Lead/Conta/agente sem vocabulario comum.</w:t>
-      </w:r>
-    </w:p>
-    <w:p>
-      <w:pPr>
-        <w:pStyle w:val="ListBullet"/>
-      </w:pPr>
-      <w:r>
-        <w:t>Mesma entidade 'Contato' tem 3 modelos diferentes.</w:t>
-      </w:r>
-    </w:p>
-    <w:p>
-      <w:pPr>
-        <w:pStyle w:val="ListBullet"/>
-      </w:pPr>
-      <w:r>
-        <w:t>Novas features recriam agregados ja existentes.</w:t>
-      </w:r>
-    </w:p>
-    <w:p>
-      <w:pPr>
-        <w:pStyle w:val="Heading2"/>
-      </w:pPr>
-      <w:r>
-        <w:rPr>
-          <w:color w:val="8B1E1E"/>
-        </w:rPr>
-        <w:t>Diagnostico e Causa Raiz</w:t>
-      </w:r>
-    </w:p>
-    <w:p>
-      <w:pPr>
-        <w:pStyle w:val="ListBullet"/>
-      </w:pPr>
-      <w:r>
-        <w:t>Ausencia de bounded contexts -&gt; tudo vira 'tabela unica'.</w:t>
-      </w:r>
-    </w:p>
-    <w:p>
-      <w:pPr>
-        <w:pStyle w:val="ListBullet"/>
-      </w:pPr>
-      <w:r>
-        <w:t>Linguagem ubíqua ausente -&gt; 'lead' significa 3 coisas.</w:t>
-      </w:r>
-    </w:p>
-    <w:p>
-      <w:pPr>
-        <w:pStyle w:val="ListBullet"/>
-      </w:pPr>
-      <w:r>
-        <w:t>Sem agregado -&gt; regras de consistencia espalhadas.</w:t>
-      </w:r>
-    </w:p>
-    <w:p>
-      <w:pPr>
-        <w:pStyle w:val="Heading2"/>
-      </w:pPr>
-      <w:r>
-        <w:rPr>
-          <w:color w:val="8B1E1E"/>
-        </w:rPr>
-        <w:t>Decisao Arquitetural (ADR)</w:t>
-      </w:r>
-    </w:p>
-    <w:p>
-      <w:r>
-        <w:t>ADR-023 — Mapa de Dominios</w:t>
-      </w:r>
-    </w:p>
-    <w:tbl>
-      <w:tblPr>
-        <w:tblStyle w:val="LightGrid-Accent1"/>
-        <w:tblW w:type="auto" w:w="0"/>
-        <w:tblLook w:firstColumn="1" w:firstRow="1" w:lastColumn="0" w:lastRow="0" w:noHBand="0" w:noVBand="1" w:val="04A0"/>
-      </w:tblPr>
-      <w:tblGrid>
-        <w:gridCol w:w="2209"/>
-        <w:gridCol w:w="2209"/>
-        <w:gridCol w:w="2209"/>
-        <w:gridCol w:w="2209"/>
-      </w:tblGrid>
-      <w:tr>
-        <w:tc>
-          <w:tcPr>
-            <w:tcW w:type="dxa" w:w="2209"/>
-          </w:tcPr>
-          <w:p>
-            <w:r>
-              <w:t>Opcao</w:t>
-            </w:r>
-          </w:p>
-        </w:tc>
-        <w:tc>
-          <w:tcPr>
-            <w:tcW w:type="dxa" w:w="2209"/>
-          </w:tcPr>
-          <w:p>
-            <w:r>
-              <w:t>Pro</w:t>
-            </w:r>
-          </w:p>
-        </w:tc>
-        <w:tc>
-          <w:tcPr>
-            <w:tcW w:type="dxa" w:w="2209"/>
-          </w:tcPr>
-          <w:p>
-            <w:r>
-              <w:t>Contra</w:t>
-            </w:r>
-          </w:p>
-        </w:tc>
-        <w:tc>
-          <w:tcPr>
-            <w:tcW w:type="dxa" w:w="2209"/>
-          </w:tcPr>
-          <w:p>
-            <w:r>
-              <w:t>Decisao</w:t>
-            </w:r>
-          </w:p>
-        </w:tc>
-      </w:tr>
-      <w:tr>
-        <w:tc>
-          <w:tcPr>
-            <w:tcW w:type="dxa" w:w="2209"/>
-          </w:tcPr>
-          <w:p>
-            <w:r>
-              <w:t>DDD explicito</w:t>
-            </w:r>
-          </w:p>
-        </w:tc>
-        <w:tc>
-          <w:tcPr>
-            <w:tcW w:type="dxa" w:w="2209"/>
-          </w:tcPr>
-          <w:p>
-            <w:r>
-              <w:t>consistencia, linguagem</w:t>
-            </w:r>
-          </w:p>
-        </w:tc>
-        <w:tc>
-          <w:tcPr>
-            <w:tcW w:type="dxa" w:w="2209"/>
-          </w:tcPr>
-          <w:p>
-            <w:r>
-              <w:t>governanca</w:t>
-            </w:r>
-          </w:p>
-        </w:tc>
-        <w:tc>
-          <w:tcPr>
-            <w:tcW w:type="dxa" w:w="2209"/>
-          </w:tcPr>
-          <w:p>
-            <w:r>
-              <w:t>ESCOLHIDA</w:t>
-            </w:r>
-          </w:p>
-        </w:tc>
-      </w:tr>
-      <w:tr>
-        <w:tc>
-          <w:tcPr>
-            <w:tcW w:type="dxa" w:w="2209"/>
-          </w:tcPr>
-          <w:p>
-            <w:r>
-              <w:t>Schema unico</w:t>
-            </w:r>
-          </w:p>
-        </w:tc>
-        <w:tc>
-          <w:tcPr>
-            <w:tcW w:type="dxa" w:w="2209"/>
-          </w:tcPr>
-          <w:p>
-            <w:r>
-              <w:t>simples</w:t>
-            </w:r>
-          </w:p>
-        </w:tc>
-        <w:tc>
-          <w:tcPr>
-            <w:tcW w:type="dxa" w:w="2209"/>
-          </w:tcPr>
-          <w:p>
-            <w:r>
-              <w:t>acopla squads</w:t>
-            </w:r>
-          </w:p>
-        </w:tc>
-        <w:tc>
-          <w:tcPr>
-            <w:tcW w:type="dxa" w:w="2209"/>
-          </w:tcPr>
-          <w:p>
-            <w:r>
-              <w:t>rejeitada</w:t>
-            </w:r>
-          </w:p>
-        </w:tc>
-      </w:tr>
-    </w:tbl>
-    <w:p>
-      <w:r>
-        <w:rPr>
-          <w:b/>
-        </w:rPr>
-        <w:t xml:space="preserve">Nota: </w:t>
-      </w:r>
-      <w:r>
-        <w:t>Cada bounded context tem seu modelo; integracao por eventos de dominio.</w:t>
-      </w:r>
-    </w:p>
-    <w:p>
-      <w:pPr>
-        <w:pStyle w:val="Heading2"/>
-      </w:pPr>
-      <w:r>
-        <w:rPr>
-          <w:color w:val="8B1E1E"/>
-        </w:rPr>
-        <w:t>Entregas desta Atividade</w:t>
-      </w:r>
-    </w:p>
-    <w:p>
-      <w:pPr>
-        <w:pStyle w:val="ListBullet"/>
-      </w:pPr>
-      <w:r>
-        <w:t>DOMAIN-MAP.md.</w:t>
-      </w:r>
-    </w:p>
-    <w:p>
-      <w:pPr>
-        <w:pStyle w:val="ListBullet"/>
-      </w:pPr>
-      <w:r>
-        <w:t>domain_models.py — agregados com invariantes.</w:t>
-      </w:r>
-    </w:p>
-    <w:p>
-      <w:pPr>
-        <w:pStyle w:val="ListBullet"/>
-      </w:pPr>
-      <w:r>
-        <w:t>domain_events.py — eventos.</w:t>
-      </w:r>
-    </w:p>
-    <w:p>
-      <w:pPr>
-        <w:pStyle w:val="Heading2"/>
-      </w:pPr>
-      <w:r>
-        <w:rPr>
-          <w:color w:val="8B1E1E"/>
-        </w:rPr>
-        <w:t>Plano de Validacao</w:t>
-      </w:r>
-    </w:p>
-    <w:p>
-      <w:pPr>
-        <w:pStyle w:val="ListNumber"/>
-      </w:pPr>
-      <w:r>
-        <w:t>Workshop de linguagem ubíqua com Product + 2 squads.</w:t>
-      </w:r>
-    </w:p>
-    <w:p>
-      <w:pPr>
-        <w:pStyle w:val="ListNumber"/>
-      </w:pPr>
-      <w:r>
-        <w:t>Validar agregados contra 3 user stories.</w:t>
-      </w:r>
-    </w:p>
-    <w:p>
-      <w:pPr>
-        <w:pStyle w:val="ListNumber"/>
-      </w:pPr>
-      <w:r>
-        <w:t>Gerar schemas dos agregados aprovados.</w:t>
-      </w:r>
-    </w:p>
-    <w:p>
-      <w:pPr>
-        <w:pStyle w:val="Heading2"/>
-      </w:pPr>
-      <w:r>
-        <w:rPr>
-          <w:color w:val="8B1E1E"/>
-        </w:rPr>
-        <w:t>Metricas e SLO</w:t>
-      </w:r>
-    </w:p>
-    <w:tbl>
-      <w:tblPr>
-        <w:tblStyle w:val="LightGrid-Accent1"/>
-        <w:tblW w:type="auto" w:w="0"/>
-        <w:tblLook w:firstColumn="1" w:firstRow="1" w:lastColumn="0" w:lastRow="0" w:noHBand="0" w:noVBand="1" w:val="04A0"/>
-      </w:tblPr>
-      <w:tblGrid>
-        <w:gridCol w:w="4419"/>
-        <w:gridCol w:w="4419"/>
-      </w:tblGrid>
-      <w:tr>
-        <w:tc>
-          <w:tcPr>
-            <w:tcW w:type="dxa" w:w="4419"/>
-          </w:tcPr>
-          <w:p>
-            <w:r>
-              <w:t>SLO</w:t>
-            </w:r>
-          </w:p>
-        </w:tc>
-        <w:tc>
-          <w:tcPr>
-            <w:tcW w:type="dxa" w:w="4419"/>
-          </w:tcPr>
-          <w:p>
-            <w:r>
-              <w:t>Alvo</w:t>
-            </w:r>
-          </w:p>
-        </w:tc>
-      </w:tr>
-      <w:tr>
-        <w:tc>
-          <w:tcPr>
-            <w:tcW w:type="dxa" w:w="4419"/>
-          </w:tcPr>
-          <w:p>
-            <w:r>
-              <w:t>Dominios mapeados</w:t>
-            </w:r>
-          </w:p>
-        </w:tc>
-        <w:tc>
-          <w:tcPr>
-            <w:tcW w:type="dxa" w:w="4419"/>
-          </w:tcPr>
-          <w:p>
-            <w:r>
-              <w:t>4</w:t>
-            </w:r>
-          </w:p>
-        </w:tc>
-      </w:tr>
-      <w:tr>
-        <w:tc>
-          <w:tcPr>
-            <w:tcW w:type="dxa" w:w="4419"/>
-          </w:tcPr>
-          <w:p>
-            <w:r>
-              <w:t>Modelos duplicados</w:t>
-            </w:r>
-          </w:p>
-        </w:tc>
-        <w:tc>
-          <w:tcPr>
-            <w:tcW w:type="dxa" w:w="4419"/>
-          </w:tcPr>
-          <w:p>
-            <w:r>
-              <w:t>0</w:t>
-            </w:r>
-          </w:p>
-        </w:tc>
-      </w:tr>
-      <w:tr>
-        <w:tc>
-          <w:tcPr>
-            <w:tcW w:type="dxa" w:w="4419"/>
-          </w:tcPr>
-          <w:p>
-            <w:r>
-              <w:t>Eventos definidos</w:t>
-            </w:r>
-          </w:p>
-        </w:tc>
-        <w:tc>
-          <w:tcPr>
-            <w:tcW w:type="dxa" w:w="4419"/>
-          </w:tcPr>
-          <w:p>
-            <w:r>
-              <w:t>&gt;= 6</w:t>
-            </w:r>
-          </w:p>
-        </w:tc>
-      </w:tr>
-    </w:tbl>
-    <w:p>
-      <w:pPr>
-        <w:pStyle w:val="Heading2"/>
-      </w:pPr>
-      <w:r>
-        <w:rPr>
-          <w:color w:val="8B1E1E"/>
-        </w:rPr>
-        <w:t>Riscos e Mitigacoes</w:t>
-      </w:r>
-    </w:p>
-    <w:tbl>
-      <w:tblPr>
-        <w:tblStyle w:val="LightGrid-Accent1"/>
-        <w:tblW w:type="auto" w:w="0"/>
-        <w:tblLook w:firstColumn="1" w:firstRow="1" w:lastColumn="0" w:lastRow="0" w:noHBand="0" w:noVBand="1" w:val="04A0"/>
-      </w:tblPr>
-      <w:tblGrid>
-        <w:gridCol w:w="4419"/>
-        <w:gridCol w:w="4419"/>
-      </w:tblGrid>
-      <w:tr>
-        <w:tc>
-          <w:tcPr>
-            <w:tcW w:type="dxa" w:w="4419"/>
-          </w:tcPr>
-          <w:p>
-            <w:r>
-              <w:t>Risco</w:t>
-            </w:r>
-          </w:p>
-        </w:tc>
-        <w:tc>
-          <w:tcPr>
-            <w:tcW w:type="dxa" w:w="4419"/>
-          </w:tcPr>
-          <w:p>
-            <w:r>
-              <w:t>Mitigacao</w:t>
-            </w:r>
-          </w:p>
-        </w:tc>
-      </w:tr>
-      <w:tr>
-        <w:tc>
-          <w:tcPr>
-            <w:tcW w:type="dxa" w:w="4419"/>
-          </w:tcPr>
-          <w:p>
-            <w:r>
-              <w:t>Mapa vira teoria</w:t>
-            </w:r>
-          </w:p>
-        </w:tc>
-        <w:tc>
-          <w:tcPr>
-            <w:tcW w:type="dxa" w:w="4419"/>
-          </w:tcPr>
-          <w:p>
-            <w:r>
-              <w:t>code review exige mapear</w:t>
-            </w:r>
-          </w:p>
-        </w:tc>
-      </w:tr>
-      <w:tr>
-        <w:tc>
-          <w:tcPr>
-            <w:tcW w:type="dxa" w:w="4419"/>
-          </w:tcPr>
-          <w:p>
-            <w:r>
-              <w:t>Over-engineering</w:t>
-            </w:r>
-          </w:p>
-        </w:tc>
-        <w:tc>
-          <w:tcPr>
-            <w:tcW w:type="dxa" w:w="4419"/>
-          </w:tcPr>
-          <w:p>
-            <w:r>
-              <w:t>so modelar o que tem regra</w:t>
-            </w:r>
-          </w:p>
-        </w:tc>
-      </w:tr>
-    </w:tbl>
-    <w:p>
-      <w:pPr>
-        <w:pStyle w:val="Heading2"/>
-      </w:pPr>
-      <w:r>
-        <w:rPr>
-          <w:color w:val="8B1E1E"/>
-        </w:rPr>
-        <w:t>Proximos Passos</w:t>
-      </w:r>
-    </w:p>
-    <w:p>
-      <w:pPr>
-        <w:pStyle w:val="ListBullet"/>
-      </w:pPr>
-      <w:r>
-        <w:t>Adotar eventos no barramento (05-A1).</w:t>
-      </w:r>
-    </w:p>
-    <w:p>
-      <w:pPr>
-        <w:pStyle w:val="ListBullet"/>
-      </w:pPr>
-      <w:r>
-        <w:t>Testes de invariante de agregado.</w:t>
+        <w:t>1. Contexto</w:t>
       </w:r>
     </w:p>
     <w:sectPr>
       <w:pgSz w:w="12240" w:h="15840"/>
-      <w:pgMar w:top="1417" w:right="1701" w:bottom="1417" w:left="1701" w:header="720" w:footer="720" w:gutter="0"/>
+      <w:pgMar w:top="1440" w:right="1800" w:bottom="1440" w:left="1800" w:header="720" w:footer="720" w:gutter="0"/>
       <w:cols w:space="720"/>
       <w:docGrid w:linePitch="360"/>
     </w:sectPr>
@@ -1014,10 +396,6 @@
     <w:name w:val="Normal"/>
     <w:qFormat/>
     <w:rsid w:val="00FC693F"/>
-    <w:rPr>
-      <w:rFonts w:ascii="Calibri" w:hAnsi="Calibri"/>
-      <w:sz w:val="22"/>
-    </w:rPr>
   </w:style>
   <w:style w:type="paragraph" w:styleId="Header">
     <w:name w:val="header"/>
